--- a/Резюме.docx
+++ b/Резюме.docx
@@ -8,6 +8,7 @@
         <w:widowControl/>
         <w:jc w:val="left"/>
         <w:rPr>
+          <w:rFonts w:hint="default"/>
           <w:lang w:val="ru-RU"/>
         </w:rPr>
         <w:sectPr>
@@ -21,137 +22,15 @@
         <mc:AlternateContent>
           <mc:Choice Requires="wps">
             <w:drawing>
-              <wp:anchor distT="0" distB="0" distL="114300" distR="114300" simplePos="0" relativeHeight="251676672" behindDoc="0" locked="0" layoutInCell="1" allowOverlap="1">
-                <wp:simplePos x="0" y="0"/>
-                <wp:positionH relativeFrom="column">
-                  <wp:posOffset>551180</wp:posOffset>
-                </wp:positionH>
-                <wp:positionV relativeFrom="paragraph">
-                  <wp:posOffset>10226040</wp:posOffset>
-                </wp:positionV>
-                <wp:extent cx="8083550" cy="10795"/>
-                <wp:effectExtent l="0" t="6350" r="6350" b="8255"/>
-                <wp:wrapNone/>
-                <wp:docPr id="95" name="直接连接符 38"/>
-                <wp:cNvGraphicFramePr/>
-                <a:graphic xmlns:a="http://schemas.openxmlformats.org/drawingml/2006/main">
-                  <a:graphicData uri="http://schemas.microsoft.com/office/word/2010/wordprocessingShape">
-                    <wps:wsp>
-                      <wps:cNvCnPr/>
-                      <wps:spPr>
-                        <a:xfrm>
-                          <a:off x="0" y="0"/>
-                          <a:ext cx="8083550" cy="10795"/>
-                        </a:xfrm>
-                        <a:prstGeom prst="line">
-                          <a:avLst/>
-                        </a:prstGeom>
-                        <a:noFill/>
-                        <a:ln w="12700" cap="flat" cmpd="sng" algn="ctr">
-                          <a:solidFill>
-                            <a:srgbClr val="F0F0F0">
-                              <a:lumMod val="90000"/>
-                            </a:srgbClr>
-                          </a:solidFill>
-                          <a:prstDash val="solid"/>
-                          <a:miter lim="800000"/>
-                        </a:ln>
-                        <a:effectLst/>
-                      </wps:spPr>
-                      <wps:bodyPr/>
-                    </wps:wsp>
-                  </a:graphicData>
-                </a:graphic>
-              </wp:anchor>
-            </w:drawing>
-          </mc:Choice>
-          <mc:Fallback>
-            <w:pict>
-              <v:line id="直接连接符 38" o:spid="_x0000_s1026" o:spt="20" style="position:absolute;left:0pt;margin-left:43.4pt;margin-top:805.2pt;height:0.85pt;width:636.5pt;z-index:251676672;mso-width-relative:page;mso-height-relative:page;" filled="f" stroked="t" coordsize="21600,21600" o:gfxdata="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">
-                <v:fill on="f" focussize="0,0"/>
-                <v:stroke weight="1pt" color="#D8D8D8" miterlimit="8" joinstyle="miter"/>
-                <v:imagedata o:title=""/>
-                <o:lock v:ext="edit" aspectratio="f"/>
-              </v:line>
-            </w:pict>
-          </mc:Fallback>
-        </mc:AlternateContent>
-      </w:r>
-      <w:r>
-        <mc:AlternateContent>
-          <mc:Choice Requires="wps">
-            <w:drawing>
-              <wp:anchor distT="0" distB="0" distL="114300" distR="114300" simplePos="0" relativeHeight="251661312" behindDoc="0" locked="0" layoutInCell="1" allowOverlap="1">
-                <wp:simplePos x="0" y="0"/>
-                <wp:positionH relativeFrom="column">
-                  <wp:posOffset>497205</wp:posOffset>
-                </wp:positionH>
-                <wp:positionV relativeFrom="paragraph">
-                  <wp:posOffset>2712720</wp:posOffset>
-                </wp:positionV>
-                <wp:extent cx="60325" cy="7521575"/>
-                <wp:effectExtent l="6350" t="0" r="9525" b="9525"/>
-                <wp:wrapNone/>
-                <wp:docPr id="37" name="直接连接符 37"/>
-                <wp:cNvGraphicFramePr/>
-                <a:graphic xmlns:a="http://schemas.openxmlformats.org/drawingml/2006/main">
-                  <a:graphicData uri="http://schemas.microsoft.com/office/word/2010/wordprocessingShape">
-                    <wps:wsp>
-                      <wps:cNvCnPr/>
-                      <wps:spPr>
-                        <a:xfrm flipH="1" flipV="1">
-                          <a:off x="0" y="0"/>
-                          <a:ext cx="60325" cy="7521575"/>
-                        </a:xfrm>
-                        <a:prstGeom prst="line">
-                          <a:avLst/>
-                        </a:prstGeom>
-                        <a:noFill/>
-                        <a:ln w="12700" cap="flat" cmpd="sng" algn="ctr">
-                          <a:solidFill>
-                            <a:srgbClr val="F0F0F0">
-                              <a:lumMod val="90000"/>
-                            </a:srgbClr>
-                          </a:solidFill>
-                          <a:prstDash val="solid"/>
-                          <a:miter lim="800000"/>
-                        </a:ln>
-                        <a:effectLst/>
-                      </wps:spPr>
-                      <wps:bodyPr/>
-                    </wps:wsp>
-                  </a:graphicData>
-                </a:graphic>
-              </wp:anchor>
-            </w:drawing>
-          </mc:Choice>
-          <mc:Fallback>
-            <w:pict>
-              <v:line id="直接连接符 37" o:spid="_x0000_s1026" o:spt="20" style="position:absolute;left:0pt;flip:x y;margin-left:39.15pt;margin-top:213.6pt;height:592.25pt;width:4.75pt;z-index:251661312;mso-width-relative:page;mso-height-relative:page;" filled="f" stroked="t" coordsize="21600,21600" o:gfxdata="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">
-                <v:fill on="f" focussize="0,0"/>
-                <v:stroke weight="1pt" color="#D8D8D8" miterlimit="8" joinstyle="miter"/>
-                <v:imagedata o:title=""/>
-                <o:lock v:ext="edit" aspectratio="f"/>
-              </v:line>
-            </w:pict>
-          </mc:Fallback>
-        </mc:AlternateContent>
-      </w:r>
-      <w:bookmarkStart w:id="0" w:name="_GoBack"/>
-      <w:bookmarkEnd w:id="0"/>
-      <w:r>
-        <mc:AlternateContent>
-          <mc:Choice Requires="wps">
-            <w:drawing>
               <wp:anchor distT="0" distB="0" distL="114300" distR="114300" simplePos="0" relativeHeight="251675648" behindDoc="0" locked="0" layoutInCell="1" allowOverlap="1">
                 <wp:simplePos x="0" y="0"/>
                 <wp:positionH relativeFrom="column">
-                  <wp:posOffset>661670</wp:posOffset>
+                  <wp:posOffset>629920</wp:posOffset>
                 </wp:positionH>
                 <wp:positionV relativeFrom="paragraph">
-                  <wp:posOffset>8932545</wp:posOffset>
+                  <wp:posOffset>8212455</wp:posOffset>
                 </wp:positionV>
-                <wp:extent cx="6309995" cy="1477010"/>
+                <wp:extent cx="6309995" cy="1944370"/>
                 <wp:effectExtent l="0" t="0" r="0" b="0"/>
                 <wp:wrapNone/>
                 <wp:docPr id="94" name="文本框 74"/>
@@ -163,7 +42,7 @@
                       <wps:spPr>
                         <a:xfrm>
                           <a:off x="0" y="0"/>
-                          <a:ext cx="6309995" cy="1477010"/>
+                          <a:ext cx="6309995" cy="1944370"/>
                         </a:xfrm>
                         <a:prstGeom prst="rect">
                           <a:avLst/>
@@ -249,7 +128,7 @@
                                   </w14:solidFill>
                                 </w14:textFill>
                               </w:rPr>
-                              <w:t>Работаю преподавателем в Вечерней физико-технической школе(ВФТШ), преподаю математику и информатику</w:t>
+                              <w:t>Работаю преподавателем в Вечерней физико-технической школе (ВФТШ), преподаю математику и информатику</w:t>
                             </w:r>
                           </w:p>
                           <w:p>
@@ -438,7 +317,133 @@
                                   </w14:solidFill>
                                 </w14:textFill>
                               </w:rPr>
-                              <w:t>В школе с 10 по 11 класс волонтерил в г. Лобня (МО), участвовал в различный акциях</w:t>
+                              <w:t xml:space="preserve">Анализ данных на </w:t>
+                            </w:r>
+                            <w:r>
+                              <w:rPr>
+                                <w:rFonts w:hint="default" w:ascii="Inter" w:hAnsi="Inter" w:eastAsia="MiSans" w:cs="Inter"/>
+                                <w:b w:val="0"/>
+                                <w:bCs w:val="0"/>
+                                <w:color w:val="595959" w:themeColor="text1" w:themeTint="A6"/>
+                                <w:kern w:val="24"/>
+                                <w:sz w:val="22"/>
+                                <w:szCs w:val="22"/>
+                                <w:lang w:val="en-US" w:eastAsia="zh-CN"/>
+                                <w14:textFill>
+                                  <w14:solidFill>
+                                    <w14:schemeClr w14:val="tx1">
+                                      <w14:lumMod w14:val="65000"/>
+                                      <w14:lumOff w14:val="35000"/>
+                                    </w14:schemeClr>
+                                  </w14:solidFill>
+                                </w14:textFill>
+                              </w:rPr>
+                              <w:t xml:space="preserve">Python </w:t>
+                            </w:r>
+                            <w:r>
+                              <w:rPr>
+                                <w:rFonts w:hint="default" w:ascii="Inter" w:hAnsi="Inter" w:eastAsia="MiSans" w:cs="Inter"/>
+                                <w:b w:val="0"/>
+                                <w:bCs w:val="0"/>
+                                <w:color w:val="595959" w:themeColor="text1" w:themeTint="A6"/>
+                                <w:kern w:val="24"/>
+                                <w:sz w:val="22"/>
+                                <w:szCs w:val="22"/>
+                                <w:lang w:val="ru-RU" w:eastAsia="zh-CN"/>
+                                <w14:textFill>
+                                  <w14:solidFill>
+                                    <w14:schemeClr w14:val="tx1">
+                                      <w14:lumMod w14:val="65000"/>
+                                      <w14:lumOff w14:val="35000"/>
+                                    </w14:schemeClr>
+                                  </w14:solidFill>
+                                </w14:textFill>
+                              </w:rPr>
+                              <w:t xml:space="preserve">с использованием </w:t>
+                            </w:r>
+                            <w:r>
+                              <w:rPr>
+                                <w:rFonts w:hint="default" w:ascii="Inter" w:hAnsi="Inter" w:eastAsia="MiSans" w:cs="Inter"/>
+                                <w:b w:val="0"/>
+                                <w:bCs w:val="0"/>
+                                <w:color w:val="595959" w:themeColor="text1" w:themeTint="A6"/>
+                                <w:kern w:val="24"/>
+                                <w:sz w:val="22"/>
+                                <w:szCs w:val="22"/>
+                                <w:lang w:val="en-US" w:eastAsia="zh-CN"/>
+                                <w14:textFill>
+                                  <w14:solidFill>
+                                    <w14:schemeClr w14:val="tx1">
+                                      <w14:lumMod w14:val="65000"/>
+                                      <w14:lumOff w14:val="35000"/>
+                                    </w14:schemeClr>
+                                  </w14:solidFill>
+                                </w14:textFill>
+                              </w:rPr>
+                              <w:t>ML</w:t>
+                            </w:r>
+                          </w:p>
+                          <w:p>
+                            <w:pPr>
+                              <w:keepNext w:val="0"/>
+                              <w:keepLines w:val="0"/>
+                              <w:pageBreakBefore w:val="0"/>
+                              <w:widowControl w:val="0"/>
+                              <w:numPr>
+                                <w:ilvl w:val="0"/>
+                                <w:numId w:val="1"/>
+                              </w:numPr>
+                              <w:kinsoku/>
+                              <w:wordWrap/>
+                              <w:overflowPunct/>
+                              <w:topLinePunct w:val="0"/>
+                              <w:autoSpaceDE/>
+                              <w:autoSpaceDN/>
+                              <w:bidi w:val="0"/>
+                              <w:adjustRightInd/>
+                              <w:snapToGrid w:val="0"/>
+                              <w:spacing w:line="288" w:lineRule="auto"/>
+                              <w:ind w:left="420" w:leftChars="0" w:hanging="420" w:firstLineChars="0"/>
+                              <w:textAlignment w:val="auto"/>
+                              <w:rPr>
+                                <w:rFonts w:hint="default" w:ascii="Inter" w:hAnsi="Inter" w:eastAsia="MiSans" w:cs="Inter"/>
+                                <w:b w:val="0"/>
+                                <w:bCs w:val="0"/>
+                                <w:color w:val="595959" w:themeColor="text1" w:themeTint="A6"/>
+                                <w:kern w:val="24"/>
+                                <w:sz w:val="22"/>
+                                <w:szCs w:val="22"/>
+                                <w:lang w:val="en-US" w:eastAsia="zh-CN"/>
+                                <w14:textFill>
+                                  <w14:solidFill>
+                                    <w14:schemeClr w14:val="tx1">
+                                      <w14:lumMod w14:val="65000"/>
+                                      <w14:lumOff w14:val="35000"/>
+                                    </w14:schemeClr>
+                                  </w14:solidFill>
+                                </w14:textFill>
+                              </w:rPr>
+                            </w:pPr>
+                            <w:r>
+                              <w:rPr>
+                                <w:rFonts w:hint="default" w:ascii="Inter" w:hAnsi="Inter" w:eastAsia="MiSans" w:cs="Inter"/>
+                                <w:b w:val="0"/>
+                                <w:bCs w:val="0"/>
+                                <w:color w:val="595959" w:themeColor="text1" w:themeTint="A6"/>
+                                <w:kern w:val="24"/>
+                                <w:sz w:val="22"/>
+                                <w:szCs w:val="22"/>
+                                <w:lang w:val="ru-RU" w:eastAsia="zh-CN"/>
+                                <w14:textFill>
+                                  <w14:solidFill>
+                                    <w14:schemeClr w14:val="tx1">
+                                      <w14:lumMod w14:val="65000"/>
+                                      <w14:lumOff w14:val="35000"/>
+                                    </w14:schemeClr>
+                                  </w14:solidFill>
+                                </w14:textFill>
+                              </w:rPr>
+                              <w:t>Исследование размерных эффектов в диффузии мицелл</w:t>
                             </w:r>
                           </w:p>
                         </w:txbxContent>
@@ -454,7 +459,7 @@
           </mc:Choice>
           <mc:Fallback>
             <w:pict>
-              <v:shape id="文本框 74" o:spid="_x0000_s1026" o:spt="202" type="#_x0000_t202" style="position:absolute;left:0pt;margin-left:52.1pt;margin-top:703.35pt;height:116.3pt;width:496.85pt;z-index:251675648;mso-width-relative:page;mso-height-relative:page;" filled="f" stroked="f" coordsize="21600,21600" o:gfxdata="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">
+              <v:shape id="文本框 74" o:spid="_x0000_s1026" o:spt="202" type="#_x0000_t202" style="position:absolute;left:0pt;margin-left:49.6pt;margin-top:646.65pt;height:153.1pt;width:496.85pt;z-index:251675648;mso-width-relative:page;mso-height-relative:page;" filled="f" stroked="f" coordsize="21600,21600" o:gfxdata="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">
                 <v:fill on="f" focussize="0,0"/>
                 <v:stroke on="f" weight="0.5pt"/>
                 <v:imagedata o:title=""/>
@@ -521,7 +526,7 @@
                             </w14:solidFill>
                           </w14:textFill>
                         </w:rPr>
-                        <w:t>Работаю преподавателем в Вечерней физико-технической школе(ВФТШ), преподаю математику и информатику</w:t>
+                        <w:t>Работаю преподавателем в Вечерней физико-технической школе (ВФТШ), преподаю математику и информатику</w:t>
                       </w:r>
                     </w:p>
                     <w:p>
@@ -710,7 +715,133 @@
                             </w14:solidFill>
                           </w14:textFill>
                         </w:rPr>
-                        <w:t>В школе с 10 по 11 класс волонтерил в г. Лобня (МО), участвовал в различный акциях</w:t>
+                        <w:t xml:space="preserve">Анализ данных на </w:t>
+                      </w:r>
+                      <w:r>
+                        <w:rPr>
+                          <w:rFonts w:hint="default" w:ascii="Inter" w:hAnsi="Inter" w:eastAsia="MiSans" w:cs="Inter"/>
+                          <w:b w:val="0"/>
+                          <w:bCs w:val="0"/>
+                          <w:color w:val="595959" w:themeColor="text1" w:themeTint="A6"/>
+                          <w:kern w:val="24"/>
+                          <w:sz w:val="22"/>
+                          <w:szCs w:val="22"/>
+                          <w:lang w:val="en-US" w:eastAsia="zh-CN"/>
+                          <w14:textFill>
+                            <w14:solidFill>
+                              <w14:schemeClr w14:val="tx1">
+                                <w14:lumMod w14:val="65000"/>
+                                <w14:lumOff w14:val="35000"/>
+                              </w14:schemeClr>
+                            </w14:solidFill>
+                          </w14:textFill>
+                        </w:rPr>
+                        <w:t xml:space="preserve">Python </w:t>
+                      </w:r>
+                      <w:r>
+                        <w:rPr>
+                          <w:rFonts w:hint="default" w:ascii="Inter" w:hAnsi="Inter" w:eastAsia="MiSans" w:cs="Inter"/>
+                          <w:b w:val="0"/>
+                          <w:bCs w:val="0"/>
+                          <w:color w:val="595959" w:themeColor="text1" w:themeTint="A6"/>
+                          <w:kern w:val="24"/>
+                          <w:sz w:val="22"/>
+                          <w:szCs w:val="22"/>
+                          <w:lang w:val="ru-RU" w:eastAsia="zh-CN"/>
+                          <w14:textFill>
+                            <w14:solidFill>
+                              <w14:schemeClr w14:val="tx1">
+                                <w14:lumMod w14:val="65000"/>
+                                <w14:lumOff w14:val="35000"/>
+                              </w14:schemeClr>
+                            </w14:solidFill>
+                          </w14:textFill>
+                        </w:rPr>
+                        <w:t xml:space="preserve">с использованием </w:t>
+                      </w:r>
+                      <w:r>
+                        <w:rPr>
+                          <w:rFonts w:hint="default" w:ascii="Inter" w:hAnsi="Inter" w:eastAsia="MiSans" w:cs="Inter"/>
+                          <w:b w:val="0"/>
+                          <w:bCs w:val="0"/>
+                          <w:color w:val="595959" w:themeColor="text1" w:themeTint="A6"/>
+                          <w:kern w:val="24"/>
+                          <w:sz w:val="22"/>
+                          <w:szCs w:val="22"/>
+                          <w:lang w:val="en-US" w:eastAsia="zh-CN"/>
+                          <w14:textFill>
+                            <w14:solidFill>
+                              <w14:schemeClr w14:val="tx1">
+                                <w14:lumMod w14:val="65000"/>
+                                <w14:lumOff w14:val="35000"/>
+                              </w14:schemeClr>
+                            </w14:solidFill>
+                          </w14:textFill>
+                        </w:rPr>
+                        <w:t>ML</w:t>
+                      </w:r>
+                    </w:p>
+                    <w:p>
+                      <w:pPr>
+                        <w:keepNext w:val="0"/>
+                        <w:keepLines w:val="0"/>
+                        <w:pageBreakBefore w:val="0"/>
+                        <w:widowControl w:val="0"/>
+                        <w:numPr>
+                          <w:ilvl w:val="0"/>
+                          <w:numId w:val="1"/>
+                        </w:numPr>
+                        <w:kinsoku/>
+                        <w:wordWrap/>
+                        <w:overflowPunct/>
+                        <w:topLinePunct w:val="0"/>
+                        <w:autoSpaceDE/>
+                        <w:autoSpaceDN/>
+                        <w:bidi w:val="0"/>
+                        <w:adjustRightInd/>
+                        <w:snapToGrid w:val="0"/>
+                        <w:spacing w:line="288" w:lineRule="auto"/>
+                        <w:ind w:left="420" w:leftChars="0" w:hanging="420" w:firstLineChars="0"/>
+                        <w:textAlignment w:val="auto"/>
+                        <w:rPr>
+                          <w:rFonts w:hint="default" w:ascii="Inter" w:hAnsi="Inter" w:eastAsia="MiSans" w:cs="Inter"/>
+                          <w:b w:val="0"/>
+                          <w:bCs w:val="0"/>
+                          <w:color w:val="595959" w:themeColor="text1" w:themeTint="A6"/>
+                          <w:kern w:val="24"/>
+                          <w:sz w:val="22"/>
+                          <w:szCs w:val="22"/>
+                          <w:lang w:val="en-US" w:eastAsia="zh-CN"/>
+                          <w14:textFill>
+                            <w14:solidFill>
+                              <w14:schemeClr w14:val="tx1">
+                                <w14:lumMod w14:val="65000"/>
+                                <w14:lumOff w14:val="35000"/>
+                              </w14:schemeClr>
+                            </w14:solidFill>
+                          </w14:textFill>
+                        </w:rPr>
+                      </w:pPr>
+                      <w:r>
+                        <w:rPr>
+                          <w:rFonts w:hint="default" w:ascii="Inter" w:hAnsi="Inter" w:eastAsia="MiSans" w:cs="Inter"/>
+                          <w:b w:val="0"/>
+                          <w:bCs w:val="0"/>
+                          <w:color w:val="595959" w:themeColor="text1" w:themeTint="A6"/>
+                          <w:kern w:val="24"/>
+                          <w:sz w:val="22"/>
+                          <w:szCs w:val="22"/>
+                          <w:lang w:val="ru-RU" w:eastAsia="zh-CN"/>
+                          <w14:textFill>
+                            <w14:solidFill>
+                              <w14:schemeClr w14:val="tx1">
+                                <w14:lumMod w14:val="65000"/>
+                                <w14:lumOff w14:val="35000"/>
+                              </w14:schemeClr>
+                            </w14:solidFill>
+                          </w14:textFill>
+                        </w:rPr>
+                        <w:t>Исследование размерных эффектов в диффузии мицелл</w:t>
                       </w:r>
                     </w:p>
                   </w:txbxContent>
@@ -730,10 +861,10 @@
               <wp:anchor distT="0" distB="0" distL="114300" distR="114300" simplePos="0" relativeHeight="251674624" behindDoc="0" locked="0" layoutInCell="1" allowOverlap="1">
                 <wp:simplePos x="0" y="0"/>
                 <wp:positionH relativeFrom="column">
-                  <wp:posOffset>252095</wp:posOffset>
+                  <wp:posOffset>288290</wp:posOffset>
                 </wp:positionH>
                 <wp:positionV relativeFrom="paragraph">
-                  <wp:posOffset>8351520</wp:posOffset>
+                  <wp:posOffset>7738745</wp:posOffset>
                 </wp:positionV>
                 <wp:extent cx="12162155" cy="526415"/>
                 <wp:effectExtent l="0" t="0" r="4445" b="8255"/>
@@ -971,7 +1102,7 @@
           </mc:Choice>
           <mc:Fallback>
             <w:pict>
-              <v:group id="组合 23" o:spid="_x0000_s1026" o:spt="203" style="position:absolute;left:0pt;margin-left:19.85pt;margin-top:657.6pt;height:41.45pt;width:957.65pt;z-index:251674624;mso-width-relative:page;mso-height-relative:page;" coordorigin="9826,6655" coordsize="10742,829" o:gfxdata="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">
+              <v:group id="组合 23" o:spid="_x0000_s1026" o:spt="203" style="position:absolute;left:0pt;margin-left:22.7pt;margin-top:609.35pt;height:41.45pt;width:957.65pt;z-index:251674624;mso-width-relative:page;mso-height-relative:page;" coordorigin="9826,6655" coordsize="10742,829" o:gfxdata="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">
                 <o:lock v:ext="edit" aspectratio="f"/>
                 <v:line id="直接连接符 38" o:spid="_x0000_s1026" o:spt="20" style="position:absolute;left:10067;top:7319;height:0;width:10501;" filled="f" stroked="t" coordsize="21600,21600" o:gfxdata="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">
                   <v:fill on="f" focussize="0,0"/>
@@ -1054,6 +1185,126 @@
                   </v:textbox>
                 </v:shape>
               </v:group>
+            </w:pict>
+          </mc:Fallback>
+        </mc:AlternateContent>
+      </w:r>
+      <w:r>
+        <mc:AlternateContent>
+          <mc:Choice Requires="wps">
+            <w:drawing>
+              <wp:anchor distT="0" distB="0" distL="114300" distR="114300" simplePos="0" relativeHeight="251676672" behindDoc="0" locked="0" layoutInCell="1" allowOverlap="1">
+                <wp:simplePos x="0" y="0"/>
+                <wp:positionH relativeFrom="column">
+                  <wp:posOffset>551180</wp:posOffset>
+                </wp:positionH>
+                <wp:positionV relativeFrom="paragraph">
+                  <wp:posOffset>10226040</wp:posOffset>
+                </wp:positionV>
+                <wp:extent cx="8083550" cy="10795"/>
+                <wp:effectExtent l="0" t="6350" r="6350" b="8255"/>
+                <wp:wrapNone/>
+                <wp:docPr id="95" name="直接连接符 38"/>
+                <wp:cNvGraphicFramePr/>
+                <a:graphic xmlns:a="http://schemas.openxmlformats.org/drawingml/2006/main">
+                  <a:graphicData uri="http://schemas.microsoft.com/office/word/2010/wordprocessingShape">
+                    <wps:wsp>
+                      <wps:cNvCnPr/>
+                      <wps:spPr>
+                        <a:xfrm>
+                          <a:off x="0" y="0"/>
+                          <a:ext cx="8083550" cy="10795"/>
+                        </a:xfrm>
+                        <a:prstGeom prst="line">
+                          <a:avLst/>
+                        </a:prstGeom>
+                        <a:noFill/>
+                        <a:ln w="12700" cap="flat" cmpd="sng" algn="ctr">
+                          <a:solidFill>
+                            <a:srgbClr val="F0F0F0">
+                              <a:lumMod val="90000"/>
+                            </a:srgbClr>
+                          </a:solidFill>
+                          <a:prstDash val="solid"/>
+                          <a:miter lim="800000"/>
+                        </a:ln>
+                        <a:effectLst/>
+                      </wps:spPr>
+                      <wps:bodyPr/>
+                    </wps:wsp>
+                  </a:graphicData>
+                </a:graphic>
+              </wp:anchor>
+            </w:drawing>
+          </mc:Choice>
+          <mc:Fallback>
+            <w:pict>
+              <v:line id="直接连接符 38" o:spid="_x0000_s1026" o:spt="20" style="position:absolute;left:0pt;margin-left:43.4pt;margin-top:805.2pt;height:0.85pt;width:636.5pt;z-index:251676672;mso-width-relative:page;mso-height-relative:page;" filled="f" stroked="t" coordsize="21600,21600" o:gfxdata="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">
+                <v:fill on="f" focussize="0,0"/>
+                <v:stroke weight="1pt" color="#D8D8D8" miterlimit="8" joinstyle="miter"/>
+                <v:imagedata o:title=""/>
+                <o:lock v:ext="edit" aspectratio="f"/>
+              </v:line>
+            </w:pict>
+          </mc:Fallback>
+        </mc:AlternateContent>
+      </w:r>
+      <w:r>
+        <mc:AlternateContent>
+          <mc:Choice Requires="wps">
+            <w:drawing>
+              <wp:anchor distT="0" distB="0" distL="114300" distR="114300" simplePos="0" relativeHeight="251661312" behindDoc="0" locked="0" layoutInCell="1" allowOverlap="1">
+                <wp:simplePos x="0" y="0"/>
+                <wp:positionH relativeFrom="column">
+                  <wp:posOffset>497205</wp:posOffset>
+                </wp:positionH>
+                <wp:positionV relativeFrom="paragraph">
+                  <wp:posOffset>2712720</wp:posOffset>
+                </wp:positionV>
+                <wp:extent cx="60325" cy="7521575"/>
+                <wp:effectExtent l="6350" t="0" r="9525" b="9525"/>
+                <wp:wrapNone/>
+                <wp:docPr id="37" name="直接连接符 37"/>
+                <wp:cNvGraphicFramePr/>
+                <a:graphic xmlns:a="http://schemas.openxmlformats.org/drawingml/2006/main">
+                  <a:graphicData uri="http://schemas.microsoft.com/office/word/2010/wordprocessingShape">
+                    <wps:wsp>
+                      <wps:cNvCnPr/>
+                      <wps:spPr>
+                        <a:xfrm flipH="1" flipV="1">
+                          <a:off x="0" y="0"/>
+                          <a:ext cx="60325" cy="7521575"/>
+                        </a:xfrm>
+                        <a:prstGeom prst="line">
+                          <a:avLst/>
+                        </a:prstGeom>
+                        <a:noFill/>
+                        <a:ln w="12700" cap="flat" cmpd="sng" algn="ctr">
+                          <a:solidFill>
+                            <a:srgbClr val="F0F0F0">
+                              <a:lumMod val="90000"/>
+                            </a:srgbClr>
+                          </a:solidFill>
+                          <a:prstDash val="solid"/>
+                          <a:miter lim="800000"/>
+                        </a:ln>
+                        <a:effectLst/>
+                      </wps:spPr>
+                      <wps:bodyPr/>
+                    </wps:wsp>
+                  </a:graphicData>
+                </a:graphic>
+              </wp:anchor>
+            </w:drawing>
+          </mc:Choice>
+          <mc:Fallback>
+            <w:pict>
+              <v:line id="直接连接符 37" o:spid="_x0000_s1026" o:spt="20" style="position:absolute;left:0pt;flip:x y;margin-left:39.15pt;margin-top:213.6pt;height:592.25pt;width:4.75pt;z-index:251661312;mso-width-relative:page;mso-height-relative:page;" filled="f" stroked="t" coordsize="21600,21600" o:gfxdata="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">
+                <v:fill on="f" focussize="0,0"/>
+                <v:stroke weight="1pt" color="#D8D8D8" miterlimit="8" joinstyle="miter"/>
+                <v:imagedata o:title=""/>
+                <o:lock v:ext="edit" aspectratio="f"/>
+              </v:line>
             </w:pict>
           </mc:Fallback>
         </mc:AlternateContent>
@@ -1930,7 +2181,7 @@
                                   </w14:solidFill>
                                 </w14:textFill>
                               </w:rPr>
-                              <w:t xml:space="preserve">С самого старта обучения понял что меня привлекает и </w:t>
+                              <w:t xml:space="preserve">С самого старта обучения понял что меня привлекает </w:t>
                             </w:r>
                             <w:r>
                               <w:rPr>
@@ -1972,31 +2223,7 @@
                               </w:rPr>
                               <w:t>сектор</w:t>
                             </w:r>
-                          </w:p>
-                          <w:p>
-                            <w:pPr>
-                              <w:pStyle w:val="5"/>
-                              <w:keepNext w:val="0"/>
-                              <w:keepLines w:val="0"/>
-                              <w:pageBreakBefore w:val="0"/>
-                              <w:widowControl/>
-                              <w:numPr>
-                                <w:ilvl w:val="1"/>
-                                <w:numId w:val="2"/>
-                              </w:numPr>
-                              <w:kinsoku/>
-                              <w:wordWrap/>
-                              <w:overflowPunct/>
-                              <w:topLinePunct w:val="0"/>
-                              <w:autoSpaceDE/>
-                              <w:autoSpaceDN/>
-                              <w:bidi w:val="0"/>
-                              <w:adjustRightInd/>
-                              <w:snapToGrid w:val="0"/>
-                              <w:spacing w:before="0" w:beforeAutospacing="0" w:after="0" w:afterAutospacing="0" w:line="288" w:lineRule="auto"/>
-                              <w:ind w:left="840" w:leftChars="0" w:hanging="420" w:firstLineChars="0"/>
-                              <w:jc w:val="both"/>
-                              <w:textAlignment w:val="auto"/>
+                            <w:r>
                               <w:rPr>
                                 <w:rFonts w:hint="default" w:ascii="Inter" w:hAnsi="Inter" w:eastAsia="MiSans" w:cs="Inter"/>
                                 <w:b w:val="0"/>
@@ -2004,16 +2231,18 @@
                                 <w:color w:val="595959" w:themeColor="text1" w:themeTint="A6"/>
                                 <w:sz w:val="21"/>
                                 <w:szCs w:val="21"/>
-                                <w14:textFill>
-                                  <w14:solidFill>
-                                    <w14:schemeClr w14:val="tx1">
-                                      <w14:lumMod w14:val="65000"/>
-                                      <w14:lumOff w14:val="35000"/>
-                                    </w14:schemeClr>
-                                  </w14:solidFill>
-                                </w14:textFill>
-                              </w:rPr>
-                            </w:pPr>
+                                <w:lang w:val="en-US"/>
+                                <w14:textFill>
+                                  <w14:solidFill>
+                                    <w14:schemeClr w14:val="tx1">
+                                      <w14:lumMod w14:val="65000"/>
+                                      <w14:lumOff w14:val="35000"/>
+                                    </w14:schemeClr>
+                                  </w14:solidFill>
+                                </w14:textFill>
+                              </w:rPr>
+                              <w:t xml:space="preserve"> </w:t>
+                            </w:r>
                             <w:r>
                               <w:rPr>
                                 <w:rFonts w:hint="default" w:ascii="Inter" w:hAnsi="Inter" w:eastAsia="MiSans" w:cs="Inter"/>
@@ -2032,7 +2261,27 @@
                                   </w14:solidFill>
                                 </w14:textFill>
                               </w:rPr>
-                              <w:t>В процессе обучения научился пользоваться некоторыми инструментами физика: были лабораторные работы как по физике так и по химии</w:t>
+                              <w:t xml:space="preserve">и </w:t>
+                            </w:r>
+                            <w:r>
+                              <w:rPr>
+                                <w:rFonts w:hint="default" w:ascii="Inter" w:hAnsi="Inter" w:eastAsia="MiSans" w:cs="Inter"/>
+                                <w:b w:val="0"/>
+                                <w:bCs w:val="0"/>
+                                <w:color w:val="595959" w:themeColor="text1" w:themeTint="A6"/>
+                                <w:sz w:val="21"/>
+                                <w:szCs w:val="21"/>
+                                <w:lang w:val="en-US"/>
+                                <w14:textFill>
+                                  <w14:solidFill>
+                                    <w14:schemeClr w14:val="tx1">
+                                      <w14:lumMod w14:val="65000"/>
+                                      <w14:lumOff w14:val="35000"/>
+                                    </w14:schemeClr>
+                                  </w14:solidFill>
+                                </w14:textFill>
+                              </w:rPr>
+                              <w:t>ML</w:t>
                             </w:r>
                           </w:p>
                           <w:p>
@@ -2176,7 +2425,7 @@
                                   </w14:solidFill>
                                 </w14:textFill>
                               </w:rPr>
-                              <w:t>Python</w:t>
+                              <w:t>Python, C++(</w:t>
                             </w:r>
                             <w:r>
                               <w:rPr>
@@ -2196,7 +2445,7 @@
                                   </w14:solidFill>
                                 </w14:textFill>
                               </w:rPr>
-                              <w:t>()</w:t>
+                              <w:t>2</w:t>
                             </w:r>
                             <w:r>
                               <w:rPr>
@@ -2216,7 +2465,47 @@
                                   </w14:solidFill>
                                 </w14:textFill>
                               </w:rPr>
-                              <w:t xml:space="preserve">, C++, Git, Linux(bash) - </w:t>
+                              <w:t>0</w:t>
+                            </w:r>
+                            <w:r>
+                              <w:rPr>
+                                <w:rFonts w:hint="default" w:ascii="Inter" w:hAnsi="Inter" w:eastAsia="MiSans" w:cs="Inter"/>
+                                <w:b w:val="0"/>
+                                <w:bCs w:val="0"/>
+                                <w:color w:val="595959" w:themeColor="text1" w:themeTint="A6"/>
+                                <w:sz w:val="21"/>
+                                <w:szCs w:val="21"/>
+                                <w:lang w:val="ru-RU"/>
+                                <w14:textFill>
+                                  <w14:solidFill>
+                                    <w14:schemeClr w14:val="tx1">
+                                      <w14:lumMod w14:val="65000"/>
+                                      <w14:lumOff w14:val="35000"/>
+                                    </w14:schemeClr>
+                                  </w14:solidFill>
+                                </w14:textFill>
+                              </w:rPr>
+                              <w:t xml:space="preserve"> стандарт, </w:t>
+                            </w:r>
+                            <w:r>
+                              <w:rPr>
+                                <w:rFonts w:hint="default" w:ascii="Inter" w:hAnsi="Inter" w:eastAsia="MiSans" w:cs="Inter"/>
+                                <w:b w:val="0"/>
+                                <w:bCs w:val="0"/>
+                                <w:color w:val="595959" w:themeColor="text1" w:themeTint="A6"/>
+                                <w:sz w:val="21"/>
+                                <w:szCs w:val="21"/>
+                                <w:lang w:val="en-US"/>
+                                <w14:textFill>
+                                  <w14:solidFill>
+                                    <w14:schemeClr w14:val="tx1">
+                                      <w14:lumMod w14:val="65000"/>
+                                      <w14:lumOff w14:val="35000"/>
+                                    </w14:schemeClr>
+                                  </w14:solidFill>
+                                </w14:textFill>
+                              </w:rPr>
+                              <w:t xml:space="preserve">STL), Git, Linux(bash), - </w:t>
                             </w:r>
                             <w:r>
                               <w:rPr>
@@ -2528,70 +2817,7 @@
                                   </w14:solidFill>
                                 </w14:textFill>
                               </w:rPr>
-                              <w:t>Lammps</w:t>
-                            </w:r>
-                          </w:p>
-                          <w:p>
-                            <w:pPr>
-                              <w:pStyle w:val="5"/>
-                              <w:keepNext w:val="0"/>
-                              <w:keepLines w:val="0"/>
-                              <w:pageBreakBefore w:val="0"/>
-                              <w:widowControl/>
-                              <w:numPr>
-                                <w:ilvl w:val="1"/>
-                                <w:numId w:val="2"/>
-                              </w:numPr>
-                              <w:kinsoku/>
-                              <w:wordWrap/>
-                              <w:overflowPunct/>
-                              <w:topLinePunct w:val="0"/>
-                              <w:autoSpaceDE/>
-                              <w:autoSpaceDN/>
-                              <w:bidi w:val="0"/>
-                              <w:adjustRightInd/>
-                              <w:snapToGrid w:val="0"/>
-                              <w:spacing w:before="0" w:beforeAutospacing="0" w:after="0" w:afterAutospacing="0" w:line="288" w:lineRule="auto"/>
-                              <w:ind w:left="840" w:leftChars="0" w:hanging="420" w:firstLineChars="0"/>
-                              <w:jc w:val="both"/>
-                              <w:textAlignment w:val="auto"/>
-                              <w:rPr>
-                                <w:rFonts w:hint="default" w:ascii="Inter" w:hAnsi="Inter" w:eastAsia="MiSans" w:cs="Inter"/>
-                                <w:b w:val="0"/>
-                                <w:bCs w:val="0"/>
-                                <w:color w:val="595959" w:themeColor="text1" w:themeTint="A6"/>
-                                <w:sz w:val="21"/>
-                                <w:szCs w:val="21"/>
-                                <w:lang w:val="ru-RU"/>
-                                <w14:textFill>
-                                  <w14:solidFill>
-                                    <w14:schemeClr w14:val="tx1">
-                                      <w14:lumMod w14:val="65000"/>
-                                      <w14:lumOff w14:val="35000"/>
-                                    </w14:schemeClr>
-                                  </w14:solidFill>
-                                </w14:textFill>
-                              </w:rPr>
-                            </w:pPr>
-                            <w:r>
-                              <w:rPr>
-                                <w:rFonts w:hint="default" w:ascii="Inter" w:hAnsi="Inter" w:eastAsia="MiSans" w:cs="Inter"/>
-                                <w:b w:val="0"/>
-                                <w:bCs w:val="0"/>
-                                <w:color w:val="595959" w:themeColor="text1" w:themeTint="A6"/>
-                                <w:sz w:val="21"/>
-                                <w:szCs w:val="21"/>
-                                <w:lang w:val="en-US"/>
-                                <w14:textFill>
-                                  <w14:solidFill>
-                                    <w14:schemeClr w14:val="tx1">
-                                      <w14:lumMod w14:val="65000"/>
-                                      <w14:lumOff w14:val="35000"/>
-                                    </w14:schemeClr>
-                                  </w14:solidFill>
-                                </w14:textFill>
-                              </w:rPr>
-                              <w:t>Gromacs</w:t>
+                              <w:t>Lammps, Gromacs</w:t>
                             </w:r>
                           </w:p>
                           <w:p>
@@ -2936,6 +3162,48 @@
                                 </w14:textFill>
                               </w:rPr>
                               <w:t>B1</w:t>
+                            </w:r>
+                            <w:r>
+                              <w:rPr>
+                                <w:rFonts w:hint="default" w:ascii="Inter" w:hAnsi="Inter" w:eastAsia="MiSans" w:cs="Inter"/>
+                                <w:b w:val="0"/>
+                                <w:bCs w:val="0"/>
+                                <w:color w:val="595959" w:themeColor="text1" w:themeTint="A6"/>
+                                <w:kern w:val="24"/>
+                                <w:sz w:val="22"/>
+                                <w:szCs w:val="22"/>
+                                <w:lang w:val="ru-RU" w:eastAsia="zh-CN"/>
+                                <w14:textFill>
+                                  <w14:solidFill>
+                                    <w14:schemeClr w14:val="tx1">
+                                      <w14:lumMod w14:val="65000"/>
+                                      <w14:lumOff w14:val="35000"/>
+                                    </w14:schemeClr>
+                                  </w14:solidFill>
+                                </w14:textFill>
+                              </w:rPr>
+                              <w:t>-</w:t>
+                            </w:r>
+                            <w:r>
+                              <w:rPr>
+                                <w:rFonts w:hint="default" w:ascii="Inter" w:hAnsi="Inter" w:eastAsia="MiSans" w:cs="Inter"/>
+                                <w:b w:val="0"/>
+                                <w:bCs w:val="0"/>
+                                <w:color w:val="595959" w:themeColor="text1" w:themeTint="A6"/>
+                                <w:kern w:val="24"/>
+                                <w:sz w:val="22"/>
+                                <w:szCs w:val="22"/>
+                                <w:lang w:val="en-US" w:eastAsia="zh-CN"/>
+                                <w14:textFill>
+                                  <w14:solidFill>
+                                    <w14:schemeClr w14:val="tx1">
+                                      <w14:lumMod w14:val="65000"/>
+                                      <w14:lumOff w14:val="35000"/>
+                                    </w14:schemeClr>
+                                  </w14:solidFill>
+                                </w14:textFill>
+                              </w:rPr>
+                              <w:t>B2</w:t>
                             </w:r>
                             <w:r>
                               <w:rPr>
@@ -3209,7 +3477,7 @@
                             </w14:solidFill>
                           </w14:textFill>
                         </w:rPr>
-                        <w:t xml:space="preserve">С самого старта обучения понял что меня привлекает и </w:t>
+                        <w:t xml:space="preserve">С самого старта обучения понял что меня привлекает </w:t>
                       </w:r>
                       <w:r>
                         <w:rPr>
@@ -3251,31 +3519,7 @@
                         </w:rPr>
                         <w:t>сектор</w:t>
                       </w:r>
-                    </w:p>
-                    <w:p>
-                      <w:pPr>
-                        <w:pStyle w:val="5"/>
-                        <w:keepNext w:val="0"/>
-                        <w:keepLines w:val="0"/>
-                        <w:pageBreakBefore w:val="0"/>
-                        <w:widowControl/>
-                        <w:numPr>
-                          <w:ilvl w:val="1"/>
-                          <w:numId w:val="2"/>
-                        </w:numPr>
-                        <w:kinsoku/>
-                        <w:wordWrap/>
-                        <w:overflowPunct/>
-                        <w:topLinePunct w:val="0"/>
-                        <w:autoSpaceDE/>
-                        <w:autoSpaceDN/>
-                        <w:bidi w:val="0"/>
-                        <w:adjustRightInd/>
-                        <w:snapToGrid w:val="0"/>
-                        <w:spacing w:before="0" w:beforeAutospacing="0" w:after="0" w:afterAutospacing="0" w:line="288" w:lineRule="auto"/>
-                        <w:ind w:left="840" w:leftChars="0" w:hanging="420" w:firstLineChars="0"/>
-                        <w:jc w:val="both"/>
-                        <w:textAlignment w:val="auto"/>
+                      <w:r>
                         <w:rPr>
                           <w:rFonts w:hint="default" w:ascii="Inter" w:hAnsi="Inter" w:eastAsia="MiSans" w:cs="Inter"/>
                           <w:b w:val="0"/>
@@ -3283,16 +3527,18 @@
                           <w:color w:val="595959" w:themeColor="text1" w:themeTint="A6"/>
                           <w:sz w:val="21"/>
                           <w:szCs w:val="21"/>
-                          <w14:textFill>
-                            <w14:solidFill>
-                              <w14:schemeClr w14:val="tx1">
-                                <w14:lumMod w14:val="65000"/>
-                                <w14:lumOff w14:val="35000"/>
-                              </w14:schemeClr>
-                            </w14:solidFill>
-                          </w14:textFill>
-                        </w:rPr>
-                      </w:pPr>
+                          <w:lang w:val="en-US"/>
+                          <w14:textFill>
+                            <w14:solidFill>
+                              <w14:schemeClr w14:val="tx1">
+                                <w14:lumMod w14:val="65000"/>
+                                <w14:lumOff w14:val="35000"/>
+                              </w14:schemeClr>
+                            </w14:solidFill>
+                          </w14:textFill>
+                        </w:rPr>
+                        <w:t xml:space="preserve"> </w:t>
+                      </w:r>
                       <w:r>
                         <w:rPr>
                           <w:rFonts w:hint="default" w:ascii="Inter" w:hAnsi="Inter" w:eastAsia="MiSans" w:cs="Inter"/>
@@ -3311,7 +3557,27 @@
                             </w14:solidFill>
                           </w14:textFill>
                         </w:rPr>
-                        <w:t>В процессе обучения научился пользоваться некоторыми инструментами физика: были лабораторные работы как по физике так и по химии</w:t>
+                        <w:t xml:space="preserve">и </w:t>
+                      </w:r>
+                      <w:r>
+                        <w:rPr>
+                          <w:rFonts w:hint="default" w:ascii="Inter" w:hAnsi="Inter" w:eastAsia="MiSans" w:cs="Inter"/>
+                          <w:b w:val="0"/>
+                          <w:bCs w:val="0"/>
+                          <w:color w:val="595959" w:themeColor="text1" w:themeTint="A6"/>
+                          <w:sz w:val="21"/>
+                          <w:szCs w:val="21"/>
+                          <w:lang w:val="en-US"/>
+                          <w14:textFill>
+                            <w14:solidFill>
+                              <w14:schemeClr w14:val="tx1">
+                                <w14:lumMod w14:val="65000"/>
+                                <w14:lumOff w14:val="35000"/>
+                              </w14:schemeClr>
+                            </w14:solidFill>
+                          </w14:textFill>
+                        </w:rPr>
+                        <w:t>ML</w:t>
                       </w:r>
                     </w:p>
                     <w:p>
@@ -3455,7 +3721,7 @@
                             </w14:solidFill>
                           </w14:textFill>
                         </w:rPr>
-                        <w:t>Python</w:t>
+                        <w:t>Python, C++(</w:t>
                       </w:r>
                       <w:r>
                         <w:rPr>
@@ -3475,7 +3741,7 @@
                             </w14:solidFill>
                           </w14:textFill>
                         </w:rPr>
-                        <w:t>()</w:t>
+                        <w:t>2</w:t>
                       </w:r>
                       <w:r>
                         <w:rPr>
@@ -3495,7 +3761,47 @@
                             </w14:solidFill>
                           </w14:textFill>
                         </w:rPr>
-                        <w:t xml:space="preserve">, C++, Git, Linux(bash) - </w:t>
+                        <w:t>0</w:t>
+                      </w:r>
+                      <w:r>
+                        <w:rPr>
+                          <w:rFonts w:hint="default" w:ascii="Inter" w:hAnsi="Inter" w:eastAsia="MiSans" w:cs="Inter"/>
+                          <w:b w:val="0"/>
+                          <w:bCs w:val="0"/>
+                          <w:color w:val="595959" w:themeColor="text1" w:themeTint="A6"/>
+                          <w:sz w:val="21"/>
+                          <w:szCs w:val="21"/>
+                          <w:lang w:val="ru-RU"/>
+                          <w14:textFill>
+                            <w14:solidFill>
+                              <w14:schemeClr w14:val="tx1">
+                                <w14:lumMod w14:val="65000"/>
+                                <w14:lumOff w14:val="35000"/>
+                              </w14:schemeClr>
+                            </w14:solidFill>
+                          </w14:textFill>
+                        </w:rPr>
+                        <w:t xml:space="preserve"> стандарт, </w:t>
+                      </w:r>
+                      <w:r>
+                        <w:rPr>
+                          <w:rFonts w:hint="default" w:ascii="Inter" w:hAnsi="Inter" w:eastAsia="MiSans" w:cs="Inter"/>
+                          <w:b w:val="0"/>
+                          <w:bCs w:val="0"/>
+                          <w:color w:val="595959" w:themeColor="text1" w:themeTint="A6"/>
+                          <w:sz w:val="21"/>
+                          <w:szCs w:val="21"/>
+                          <w:lang w:val="en-US"/>
+                          <w14:textFill>
+                            <w14:solidFill>
+                              <w14:schemeClr w14:val="tx1">
+                                <w14:lumMod w14:val="65000"/>
+                                <w14:lumOff w14:val="35000"/>
+                              </w14:schemeClr>
+                            </w14:solidFill>
+                          </w14:textFill>
+                        </w:rPr>
+                        <w:t xml:space="preserve">STL), Git, Linux(bash), - </w:t>
                       </w:r>
                       <w:r>
                         <w:rPr>
@@ -3807,70 +4113,7 @@
                             </w14:solidFill>
                           </w14:textFill>
                         </w:rPr>
-                        <w:t>Lammps</w:t>
-                      </w:r>
-                    </w:p>
-                    <w:p>
-                      <w:pPr>
-                        <w:pStyle w:val="5"/>
-                        <w:keepNext w:val="0"/>
-                        <w:keepLines w:val="0"/>
-                        <w:pageBreakBefore w:val="0"/>
-                        <w:widowControl/>
-                        <w:numPr>
-                          <w:ilvl w:val="1"/>
-                          <w:numId w:val="2"/>
-                        </w:numPr>
-                        <w:kinsoku/>
-                        <w:wordWrap/>
-                        <w:overflowPunct/>
-                        <w:topLinePunct w:val="0"/>
-                        <w:autoSpaceDE/>
-                        <w:autoSpaceDN/>
-                        <w:bidi w:val="0"/>
-                        <w:adjustRightInd/>
-                        <w:snapToGrid w:val="0"/>
-                        <w:spacing w:before="0" w:beforeAutospacing="0" w:after="0" w:afterAutospacing="0" w:line="288" w:lineRule="auto"/>
-                        <w:ind w:left="840" w:leftChars="0" w:hanging="420" w:firstLineChars="0"/>
-                        <w:jc w:val="both"/>
-                        <w:textAlignment w:val="auto"/>
-                        <w:rPr>
-                          <w:rFonts w:hint="default" w:ascii="Inter" w:hAnsi="Inter" w:eastAsia="MiSans" w:cs="Inter"/>
-                          <w:b w:val="0"/>
-                          <w:bCs w:val="0"/>
-                          <w:color w:val="595959" w:themeColor="text1" w:themeTint="A6"/>
-                          <w:sz w:val="21"/>
-                          <w:szCs w:val="21"/>
-                          <w:lang w:val="ru-RU"/>
-                          <w14:textFill>
-                            <w14:solidFill>
-                              <w14:schemeClr w14:val="tx1">
-                                <w14:lumMod w14:val="65000"/>
-                                <w14:lumOff w14:val="35000"/>
-                              </w14:schemeClr>
-                            </w14:solidFill>
-                          </w14:textFill>
-                        </w:rPr>
-                      </w:pPr>
-                      <w:r>
-                        <w:rPr>
-                          <w:rFonts w:hint="default" w:ascii="Inter" w:hAnsi="Inter" w:eastAsia="MiSans" w:cs="Inter"/>
-                          <w:b w:val="0"/>
-                          <w:bCs w:val="0"/>
-                          <w:color w:val="595959" w:themeColor="text1" w:themeTint="A6"/>
-                          <w:sz w:val="21"/>
-                          <w:szCs w:val="21"/>
-                          <w:lang w:val="en-US"/>
-                          <w14:textFill>
-                            <w14:solidFill>
-                              <w14:schemeClr w14:val="tx1">
-                                <w14:lumMod w14:val="65000"/>
-                                <w14:lumOff w14:val="35000"/>
-                              </w14:schemeClr>
-                            </w14:solidFill>
-                          </w14:textFill>
-                        </w:rPr>
-                        <w:t>Gromacs</w:t>
+                        <w:t>Lammps, Gromacs</w:t>
                       </w:r>
                     </w:p>
                     <w:p>
@@ -4215,6 +4458,48 @@
                           </w14:textFill>
                         </w:rPr>
                         <w:t>B1</w:t>
+                      </w:r>
+                      <w:r>
+                        <w:rPr>
+                          <w:rFonts w:hint="default" w:ascii="Inter" w:hAnsi="Inter" w:eastAsia="MiSans" w:cs="Inter"/>
+                          <w:b w:val="0"/>
+                          <w:bCs w:val="0"/>
+                          <w:color w:val="595959" w:themeColor="text1" w:themeTint="A6"/>
+                          <w:kern w:val="24"/>
+                          <w:sz w:val="22"/>
+                          <w:szCs w:val="22"/>
+                          <w:lang w:val="ru-RU" w:eastAsia="zh-CN"/>
+                          <w14:textFill>
+                            <w14:solidFill>
+                              <w14:schemeClr w14:val="tx1">
+                                <w14:lumMod w14:val="65000"/>
+                                <w14:lumOff w14:val="35000"/>
+                              </w14:schemeClr>
+                            </w14:solidFill>
+                          </w14:textFill>
+                        </w:rPr>
+                        <w:t>-</w:t>
+                      </w:r>
+                      <w:r>
+                        <w:rPr>
+                          <w:rFonts w:hint="default" w:ascii="Inter" w:hAnsi="Inter" w:eastAsia="MiSans" w:cs="Inter"/>
+                          <w:b w:val="0"/>
+                          <w:bCs w:val="0"/>
+                          <w:color w:val="595959" w:themeColor="text1" w:themeTint="A6"/>
+                          <w:kern w:val="24"/>
+                          <w:sz w:val="22"/>
+                          <w:szCs w:val="22"/>
+                          <w:lang w:val="en-US" w:eastAsia="zh-CN"/>
+                          <w14:textFill>
+                            <w14:solidFill>
+                              <w14:schemeClr w14:val="tx1">
+                                <w14:lumMod w14:val="65000"/>
+                                <w14:lumOff w14:val="35000"/>
+                              </w14:schemeClr>
+                            </w14:solidFill>
+                          </w14:textFill>
+                        </w:rPr>
+                        <w:t>B2</w:t>
                       </w:r>
                       <w:r>
                         <w:rPr>
@@ -5850,7 +6135,25 @@
                                   </w14:solidFill>
                                 </w14:textFill>
                               </w:rPr>
-                              <w:t>Пройдено множество дополнительных курсов, в основном по моделированию</w:t>
+                              <w:t xml:space="preserve">Пройдено множество дополнительных курсов, в том числе по моделированию и </w:t>
+                            </w:r>
+                            <w:r>
+                              <w:rPr>
+                                <w:rFonts w:hint="default" w:ascii="Inter" w:hAnsi="Inter" w:eastAsia="MiSans" w:cs="Inter"/>
+                                <w:color w:val="595959" w:themeColor="text1" w:themeTint="A6"/>
+                                <w:sz w:val="21"/>
+                                <w:szCs w:val="21"/>
+                                <w:lang w:val="en-US" w:eastAsia="zh-CN"/>
+                                <w14:textFill>
+                                  <w14:solidFill>
+                                    <w14:schemeClr w14:val="tx1">
+                                      <w14:lumMod w14:val="65000"/>
+                                      <w14:lumOff w14:val="35000"/>
+                                    </w14:schemeClr>
+                                  </w14:solidFill>
+                                </w14:textFill>
+                              </w:rPr>
+                              <w:t>ML</w:t>
                             </w:r>
                           </w:p>
                           <w:p>
@@ -5927,7 +6230,7 @@
                                   </w14:solidFill>
                                 </w14:textFill>
                               </w:rPr>
-                              <w:t xml:space="preserve">, </w:t>
+                              <w:t>,</w:t>
                             </w:r>
                             <w:r>
                               <w:rPr>
@@ -5945,7 +6248,7 @@
                                   </w14:solidFill>
                                 </w14:textFill>
                               </w:rPr>
-                              <w:t xml:space="preserve">тема: моделирование в </w:t>
+                              <w:t xml:space="preserve"> моделирование в </w:t>
                             </w:r>
                             <w:r>
                               <w:rPr>
@@ -6486,7 +6789,25 @@
                             </w14:solidFill>
                           </w14:textFill>
                         </w:rPr>
-                        <w:t>Пройдено множество дополнительных курсов, в основном по моделированию</w:t>
+                        <w:t xml:space="preserve">Пройдено множество дополнительных курсов, в том числе по моделированию и </w:t>
+                      </w:r>
+                      <w:r>
+                        <w:rPr>
+                          <w:rFonts w:hint="default" w:ascii="Inter" w:hAnsi="Inter" w:eastAsia="MiSans" w:cs="Inter"/>
+                          <w:color w:val="595959" w:themeColor="text1" w:themeTint="A6"/>
+                          <w:sz w:val="21"/>
+                          <w:szCs w:val="21"/>
+                          <w:lang w:val="en-US" w:eastAsia="zh-CN"/>
+                          <w14:textFill>
+                            <w14:solidFill>
+                              <w14:schemeClr w14:val="tx1">
+                                <w14:lumMod w14:val="65000"/>
+                                <w14:lumOff w14:val="35000"/>
+                              </w14:schemeClr>
+                            </w14:solidFill>
+                          </w14:textFill>
+                        </w:rPr>
+                        <w:t>ML</w:t>
                       </w:r>
                     </w:p>
                     <w:p>
@@ -6563,7 +6884,7 @@
                             </w14:solidFill>
                           </w14:textFill>
                         </w:rPr>
-                        <w:t xml:space="preserve">, </w:t>
+                        <w:t>,</w:t>
                       </w:r>
                       <w:r>
                         <w:rPr>
@@ -6581,7 +6902,7 @@
                             </w14:solidFill>
                           </w14:textFill>
                         </w:rPr>
-                        <w:t xml:space="preserve">тема: моделирование в </w:t>
+                        <w:t xml:space="preserve"> моделирование в </w:t>
                       </w:r>
                       <w:r>
                         <w:rPr>
@@ -6804,6 +7125,8 @@
           </mc:Fallback>
         </mc:AlternateContent>
       </w:r>
+      <w:bookmarkStart w:id="0" w:name="_GoBack"/>
+      <w:bookmarkEnd w:id="0"/>
       <w:r>
         <mc:AlternateContent>
           <mc:Choice Requires="wps">
@@ -6909,7 +7232,170 @@
                                   </w14:solidFill>
                                 </w14:textFill>
                               </w:rPr>
-                              <w:t>Я студент МФТИ в самом начале своего научного и корпоративного пути, которому все интересно. Готов полностью погружаться в задачу и искать интересные решения.</w:t>
+                              <w:t xml:space="preserve">Я студент МФТИ в самом начале своего научного и </w:t>
+                            </w:r>
+                            <w:r>
+                              <w:rPr>
+                                <w:rFonts w:hint="default" w:ascii="Inter" w:hAnsi="Inter" w:eastAsia="MiSans" w:cs="Inter"/>
+                                <w:b w:val="0"/>
+                                <w:bCs w:val="0"/>
+                                <w:color w:val="595959" w:themeColor="text1" w:themeTint="A6"/>
+                                <w:kern w:val="24"/>
+                                <w:sz w:val="22"/>
+                                <w:szCs w:val="22"/>
+                                <w:lang w:val="en-US" w:eastAsia="zh-CN"/>
+                                <w14:textFill>
+                                  <w14:solidFill>
+                                    <w14:schemeClr w14:val="tx1">
+                                      <w14:lumMod w14:val="65000"/>
+                                      <w14:lumOff w14:val="35000"/>
+                                    </w14:schemeClr>
+                                  </w14:solidFill>
+                                </w14:textFill>
+                              </w:rPr>
+                              <w:t>IT</w:t>
+                            </w:r>
+                            <w:r>
+                              <w:rPr>
+                                <w:rFonts w:hint="default" w:ascii="Inter" w:hAnsi="Inter" w:eastAsia="MiSans" w:cs="Inter"/>
+                                <w:b w:val="0"/>
+                                <w:bCs w:val="0"/>
+                                <w:color w:val="595959" w:themeColor="text1" w:themeTint="A6"/>
+                                <w:kern w:val="24"/>
+                                <w:sz w:val="22"/>
+                                <w:szCs w:val="22"/>
+                                <w:lang w:val="ru-RU" w:eastAsia="zh-CN"/>
+                                <w14:textFill>
+                                  <w14:solidFill>
+                                    <w14:schemeClr w14:val="tx1">
+                                      <w14:lumMod w14:val="65000"/>
+                                      <w14:lumOff w14:val="35000"/>
+                                    </w14:schemeClr>
+                                  </w14:solidFill>
+                                </w14:textFill>
+                              </w:rPr>
+                              <w:t xml:space="preserve"> пути, которому</w:t>
+                            </w:r>
+                            <w:r>
+                              <w:rPr>
+                                <w:rFonts w:hint="default" w:ascii="Inter" w:hAnsi="Inter" w:eastAsia="MiSans" w:cs="Inter"/>
+                                <w:b w:val="0"/>
+                                <w:bCs w:val="0"/>
+                                <w:color w:val="595959" w:themeColor="text1" w:themeTint="A6"/>
+                                <w:kern w:val="24"/>
+                                <w:sz w:val="22"/>
+                                <w:szCs w:val="22"/>
+                                <w:lang w:val="en-US" w:eastAsia="zh-CN"/>
+                                <w14:textFill>
+                                  <w14:solidFill>
+                                    <w14:schemeClr w14:val="tx1">
+                                      <w14:lumMod w14:val="65000"/>
+                                      <w14:lumOff w14:val="35000"/>
+                                    </w14:schemeClr>
+                                  </w14:solidFill>
+                                </w14:textFill>
+                              </w:rPr>
+                              <w:t xml:space="preserve"> </w:t>
+                            </w:r>
+                            <w:r>
+                              <w:rPr>
+                                <w:rFonts w:hint="default" w:ascii="Inter" w:hAnsi="Inter" w:eastAsia="MiSans" w:cs="Inter"/>
+                                <w:b w:val="0"/>
+                                <w:bCs w:val="0"/>
+                                <w:color w:val="595959" w:themeColor="text1" w:themeTint="A6"/>
+                                <w:kern w:val="24"/>
+                                <w:sz w:val="22"/>
+                                <w:szCs w:val="22"/>
+                                <w:lang w:val="ru-RU" w:eastAsia="zh-CN"/>
+                                <w14:textFill>
+                                  <w14:solidFill>
+                                    <w14:schemeClr w14:val="tx1">
+                                      <w14:lumMod w14:val="65000"/>
+                                      <w14:lumOff w14:val="35000"/>
+                                    </w14:schemeClr>
+                                  </w14:solidFill>
+                                </w14:textFill>
+                              </w:rPr>
+                              <w:t>многое интересно. Готов полностью погружаться в задачу и искать интересные решения.</w:t>
+                            </w:r>
+                          </w:p>
+                          <w:p>
+                            <w:pPr>
+                              <w:keepNext w:val="0"/>
+                              <w:keepLines w:val="0"/>
+                              <w:pageBreakBefore w:val="0"/>
+                              <w:widowControl w:val="0"/>
+                              <w:kinsoku/>
+                              <w:wordWrap/>
+                              <w:overflowPunct/>
+                              <w:topLinePunct w:val="0"/>
+                              <w:autoSpaceDE/>
+                              <w:autoSpaceDN/>
+                              <w:bidi w:val="0"/>
+                              <w:adjustRightInd/>
+                              <w:snapToGrid w:val="0"/>
+                              <w:spacing w:line="288" w:lineRule="auto"/>
+                              <w:textAlignment w:val="auto"/>
+                              <w:rPr>
+                                <w:rFonts w:hint="default" w:ascii="Inter" w:hAnsi="Inter" w:eastAsia="MiSans" w:cs="Inter"/>
+                                <w:b w:val="0"/>
+                                <w:bCs w:val="0"/>
+                                <w:color w:val="595959" w:themeColor="text1" w:themeTint="A6"/>
+                                <w:kern w:val="24"/>
+                                <w:sz w:val="22"/>
+                                <w:szCs w:val="22"/>
+                                <w:lang w:val="en-US" w:eastAsia="zh-CN"/>
+                                <w14:textFill>
+                                  <w14:solidFill>
+                                    <w14:schemeClr w14:val="tx1">
+                                      <w14:lumMod w14:val="65000"/>
+                                      <w14:lumOff w14:val="35000"/>
+                                    </w14:schemeClr>
+                                  </w14:solidFill>
+                                </w14:textFill>
+                              </w:rPr>
+                            </w:pPr>
+                            <w:r>
+                              <w:rPr>
+                                <w:rFonts w:hint="default" w:ascii="Inter" w:hAnsi="Inter" w:eastAsia="MiSans" w:cs="Inter"/>
+                                <w:b w:val="0"/>
+                                <w:bCs w:val="0"/>
+                                <w:color w:val="595959" w:themeColor="text1" w:themeTint="A6"/>
+                                <w:kern w:val="24"/>
+                                <w:sz w:val="22"/>
+                                <w:szCs w:val="22"/>
+                                <w:lang w:val="ru-RU" w:eastAsia="zh-CN"/>
+                                <w14:textFill>
+                                  <w14:solidFill>
+                                    <w14:schemeClr w14:val="tx1">
+                                      <w14:lumMod w14:val="65000"/>
+                                      <w14:lumOff w14:val="35000"/>
+                                    </w14:schemeClr>
+                                  </w14:solidFill>
+                                </w14:textFill>
+                              </w:rPr>
+                              <w:t xml:space="preserve">Ссылка на портфолио: </w:t>
+                            </w:r>
+                            <w:r>
+                              <w:rPr>
+                                <w:rFonts w:hint="default" w:ascii="Inter" w:hAnsi="Inter" w:eastAsia="MiSans"/>
+                                <w:b w:val="0"/>
+                                <w:bCs w:val="0"/>
+                                <w:color w:val="595959" w:themeColor="text1" w:themeTint="A6"/>
+                                <w:kern w:val="24"/>
+                                <w:sz w:val="22"/>
+                                <w:szCs w:val="22"/>
+                                <w:lang w:val="ru-RU" w:eastAsia="zh-CN"/>
+                                <w14:textFill>
+                                  <w14:solidFill>
+                                    <w14:schemeClr w14:val="tx1">
+                                      <w14:lumMod w14:val="65000"/>
+                                      <w14:lumOff w14:val="35000"/>
+                                    </w14:schemeClr>
+                                  </w14:solidFill>
+                                </w14:textFill>
+                              </w:rPr>
+                              <w:t>https://github.com/phystech123/resume</w:t>
                             </w:r>
                           </w:p>
                           <w:p>
@@ -7024,7 +7510,170 @@
                             </w14:solidFill>
                           </w14:textFill>
                         </w:rPr>
-                        <w:t>Я студент МФТИ в самом начале своего научного и корпоративного пути, которому все интересно. Готов полностью погружаться в задачу и искать интересные решения.</w:t>
+                        <w:t xml:space="preserve">Я студент МФТИ в самом начале своего научного и </w:t>
+                      </w:r>
+                      <w:r>
+                        <w:rPr>
+                          <w:rFonts w:hint="default" w:ascii="Inter" w:hAnsi="Inter" w:eastAsia="MiSans" w:cs="Inter"/>
+                          <w:b w:val="0"/>
+                          <w:bCs w:val="0"/>
+                          <w:color w:val="595959" w:themeColor="text1" w:themeTint="A6"/>
+                          <w:kern w:val="24"/>
+                          <w:sz w:val="22"/>
+                          <w:szCs w:val="22"/>
+                          <w:lang w:val="en-US" w:eastAsia="zh-CN"/>
+                          <w14:textFill>
+                            <w14:solidFill>
+                              <w14:schemeClr w14:val="tx1">
+                                <w14:lumMod w14:val="65000"/>
+                                <w14:lumOff w14:val="35000"/>
+                              </w14:schemeClr>
+                            </w14:solidFill>
+                          </w14:textFill>
+                        </w:rPr>
+                        <w:t>IT</w:t>
+                      </w:r>
+                      <w:r>
+                        <w:rPr>
+                          <w:rFonts w:hint="default" w:ascii="Inter" w:hAnsi="Inter" w:eastAsia="MiSans" w:cs="Inter"/>
+                          <w:b w:val="0"/>
+                          <w:bCs w:val="0"/>
+                          <w:color w:val="595959" w:themeColor="text1" w:themeTint="A6"/>
+                          <w:kern w:val="24"/>
+                          <w:sz w:val="22"/>
+                          <w:szCs w:val="22"/>
+                          <w:lang w:val="ru-RU" w:eastAsia="zh-CN"/>
+                          <w14:textFill>
+                            <w14:solidFill>
+                              <w14:schemeClr w14:val="tx1">
+                                <w14:lumMod w14:val="65000"/>
+                                <w14:lumOff w14:val="35000"/>
+                              </w14:schemeClr>
+                            </w14:solidFill>
+                          </w14:textFill>
+                        </w:rPr>
+                        <w:t xml:space="preserve"> пути, которому</w:t>
+                      </w:r>
+                      <w:r>
+                        <w:rPr>
+                          <w:rFonts w:hint="default" w:ascii="Inter" w:hAnsi="Inter" w:eastAsia="MiSans" w:cs="Inter"/>
+                          <w:b w:val="0"/>
+                          <w:bCs w:val="0"/>
+                          <w:color w:val="595959" w:themeColor="text1" w:themeTint="A6"/>
+                          <w:kern w:val="24"/>
+                          <w:sz w:val="22"/>
+                          <w:szCs w:val="22"/>
+                          <w:lang w:val="en-US" w:eastAsia="zh-CN"/>
+                          <w14:textFill>
+                            <w14:solidFill>
+                              <w14:schemeClr w14:val="tx1">
+                                <w14:lumMod w14:val="65000"/>
+                                <w14:lumOff w14:val="35000"/>
+                              </w14:schemeClr>
+                            </w14:solidFill>
+                          </w14:textFill>
+                        </w:rPr>
+                        <w:t xml:space="preserve"> </w:t>
+                      </w:r>
+                      <w:r>
+                        <w:rPr>
+                          <w:rFonts w:hint="default" w:ascii="Inter" w:hAnsi="Inter" w:eastAsia="MiSans" w:cs="Inter"/>
+                          <w:b w:val="0"/>
+                          <w:bCs w:val="0"/>
+                          <w:color w:val="595959" w:themeColor="text1" w:themeTint="A6"/>
+                          <w:kern w:val="24"/>
+                          <w:sz w:val="22"/>
+                          <w:szCs w:val="22"/>
+                          <w:lang w:val="ru-RU" w:eastAsia="zh-CN"/>
+                          <w14:textFill>
+                            <w14:solidFill>
+                              <w14:schemeClr w14:val="tx1">
+                                <w14:lumMod w14:val="65000"/>
+                                <w14:lumOff w14:val="35000"/>
+                              </w14:schemeClr>
+                            </w14:solidFill>
+                          </w14:textFill>
+                        </w:rPr>
+                        <w:t>многое интересно. Готов полностью погружаться в задачу и искать интересные решения.</w:t>
+                      </w:r>
+                    </w:p>
+                    <w:p>
+                      <w:pPr>
+                        <w:keepNext w:val="0"/>
+                        <w:keepLines w:val="0"/>
+                        <w:pageBreakBefore w:val="0"/>
+                        <w:widowControl w:val="0"/>
+                        <w:kinsoku/>
+                        <w:wordWrap/>
+                        <w:overflowPunct/>
+                        <w:topLinePunct w:val="0"/>
+                        <w:autoSpaceDE/>
+                        <w:autoSpaceDN/>
+                        <w:bidi w:val="0"/>
+                        <w:adjustRightInd/>
+                        <w:snapToGrid w:val="0"/>
+                        <w:spacing w:line="288" w:lineRule="auto"/>
+                        <w:textAlignment w:val="auto"/>
+                        <w:rPr>
+                          <w:rFonts w:hint="default" w:ascii="Inter" w:hAnsi="Inter" w:eastAsia="MiSans" w:cs="Inter"/>
+                          <w:b w:val="0"/>
+                          <w:bCs w:val="0"/>
+                          <w:color w:val="595959" w:themeColor="text1" w:themeTint="A6"/>
+                          <w:kern w:val="24"/>
+                          <w:sz w:val="22"/>
+                          <w:szCs w:val="22"/>
+                          <w:lang w:val="en-US" w:eastAsia="zh-CN"/>
+                          <w14:textFill>
+                            <w14:solidFill>
+                              <w14:schemeClr w14:val="tx1">
+                                <w14:lumMod w14:val="65000"/>
+                                <w14:lumOff w14:val="35000"/>
+                              </w14:schemeClr>
+                            </w14:solidFill>
+                          </w14:textFill>
+                        </w:rPr>
+                      </w:pPr>
+                      <w:r>
+                        <w:rPr>
+                          <w:rFonts w:hint="default" w:ascii="Inter" w:hAnsi="Inter" w:eastAsia="MiSans" w:cs="Inter"/>
+                          <w:b w:val="0"/>
+                          <w:bCs w:val="0"/>
+                          <w:color w:val="595959" w:themeColor="text1" w:themeTint="A6"/>
+                          <w:kern w:val="24"/>
+                          <w:sz w:val="22"/>
+                          <w:szCs w:val="22"/>
+                          <w:lang w:val="ru-RU" w:eastAsia="zh-CN"/>
+                          <w14:textFill>
+                            <w14:solidFill>
+                              <w14:schemeClr w14:val="tx1">
+                                <w14:lumMod w14:val="65000"/>
+                                <w14:lumOff w14:val="35000"/>
+                              </w14:schemeClr>
+                            </w14:solidFill>
+                          </w14:textFill>
+                        </w:rPr>
+                        <w:t xml:space="preserve">Ссылка на портфолио: </w:t>
+                      </w:r>
+                      <w:r>
+                        <w:rPr>
+                          <w:rFonts w:hint="default" w:ascii="Inter" w:hAnsi="Inter" w:eastAsia="MiSans"/>
+                          <w:b w:val="0"/>
+                          <w:bCs w:val="0"/>
+                          <w:color w:val="595959" w:themeColor="text1" w:themeTint="A6"/>
+                          <w:kern w:val="24"/>
+                          <w:sz w:val="22"/>
+                          <w:szCs w:val="22"/>
+                          <w:lang w:val="ru-RU" w:eastAsia="zh-CN"/>
+                          <w14:textFill>
+                            <w14:solidFill>
+                              <w14:schemeClr w14:val="tx1">
+                                <w14:lumMod w14:val="65000"/>
+                                <w14:lumOff w14:val="35000"/>
+                              </w14:schemeClr>
+                            </w14:solidFill>
+                          </w14:textFill>
+                        </w:rPr>
+                        <w:t>https://github.com/phystech123/resume</w:t>
                       </w:r>
                     </w:p>
                     <w:p>
